--- a/docs/testing/final-results/03-animehacker-tq3-0/reports/animehacker-tq3-0-report.docx
+++ b/docs/testing/final-results/03-animehacker-tq3-0/reports/animehacker-tq3-0-report.docx
@@ -7175,7 +7175,7 @@
                 <w:rFonts w:ascii="Aptos" w:hAnsi="Aptos"/>
                 <w:sz w:val="16"/>
               </w:rPr>
-              <w:t>experiments/raw-results/animehacker-tq3-0/2026-07-18/reconciliation.json</w:t>
+              <w:t>experiments/raw-results/retained/animehacker-tq3-0/2026-07-18/reconciliation.json</w:t>
             </w:r>
           </w:p>
         </w:tc>
@@ -7255,7 +7255,7 @@
                 <w:rFonts w:ascii="Aptos" w:hAnsi="Aptos"/>
                 <w:sz w:val="16"/>
               </w:rPr>
-              <w:t>experiments/raw-results/animehacker-tq3-0/2026-07-18/runtime/state.json</w:t>
+              <w:t>experiments/raw-results/retained/animehacker-tq3-0/2026-07-18/runtime/state.json</w:t>
             </w:r>
           </w:p>
         </w:tc>
@@ -7333,7 +7333,7 @@
                 <w:rFonts w:ascii="Aptos" w:hAnsi="Aptos"/>
                 <w:sz w:val="16"/>
               </w:rPr>
-              <w:t>experiments/raw-results/animehacker-tq3-0/2026-07-18/runtime-recovery/state.json</w:t>
+              <w:t>experiments/raw-results/retained/animehacker-tq3-0/2026-07-18/runtime-recovery/state.json</w:t>
             </w:r>
           </w:p>
         </w:tc>
@@ -7413,7 +7413,7 @@
                 <w:rFonts w:ascii="Aptos" w:hAnsi="Aptos"/>
                 <w:sz w:val="16"/>
               </w:rPr>
-              <w:t>experiments/raw-results/animehacker-tq3-0/2026-07-18/build-cpu/reconciliation-final.json</w:t>
+              <w:t>experiments/raw-results/retained/animehacker-tq3-0/2026-07-18/build-cpu/reconciliation-final.json</w:t>
             </w:r>
           </w:p>
         </w:tc>
@@ -7491,7 +7491,7 @@
                 <w:rFonts w:ascii="Aptos" w:hAnsi="Aptos"/>
                 <w:sz w:val="16"/>
               </w:rPr>
-              <w:t>experiments/raw-results/animehacker-tq3-0/2026-07-18/build-sycl/reconciliation.json</w:t>
+              <w:t>experiments/raw-results/retained/animehacker-tq3-0/2026-07-18/build-sycl/reconciliation.json</w:t>
             </w:r>
           </w:p>
         </w:tc>
@@ -7571,7 +7571,7 @@
                 <w:rFonts w:ascii="Aptos" w:hAnsi="Aptos"/>
                 <w:sz w:val="16"/>
               </w:rPr>
-              <w:t>experiments/raw-results/animehacker-tq3-0/2026-07-18/build-vulkan/reconciliation.json</w:t>
+              <w:t>experiments/raw-results/retained/animehacker-tq3-0/2026-07-18/build-vulkan/reconciliation.json</w:t>
             </w:r>
           </w:p>
         </w:tc>
@@ -7649,7 +7649,7 @@
                 <w:rFonts w:ascii="Aptos" w:hAnsi="Aptos"/>
                 <w:sz w:val="16"/>
               </w:rPr>
-              <w:t>experiments/raw-results/animehacker-tq3-0/2026-07-18/quality/adjudication.json</w:t>
+              <w:t>experiments/raw-results/retained/animehacker-tq3-0/2026-07-18/quality/adjudication.json</w:t>
             </w:r>
           </w:p>
         </w:tc>
@@ -7729,7 +7729,7 @@
                 <w:rFonts w:ascii="Aptos" w:hAnsi="Aptos"/>
                 <w:sz w:val="16"/>
               </w:rPr>
-              <w:t>experiments/raw-results/animehacker-tq3-0/2026-07-18/quality-recovery/quality-adjudications.json</w:t>
+              <w:t>experiments/raw-results/retained/animehacker-tq3-0/2026-07-18/quality-recovery/quality-adjudications.json</w:t>
             </w:r>
           </w:p>
         </w:tc>
